--- a/zht/docx/113.content.docx
+++ b/zht/docx/113.content.docx
@@ -364,18 +364,12 @@
           <w:lang w:val="zh_TW" w:bidi="zh_TW"/>
         </w:rPr>
       </w:r>
-      <w:hyperlink r:id="rId13">
-        <w:r>
-          <w:rPr>
-            <w:lang w:val="zh_TW" w:bidi="zh_TW"/>
-          </w:rPr>
-          <w:rPr>
-            <w:color w:val="0000EE"/>
-            <w:u w:val="single"/>
-          </w:rPr>
-          <w:t>使徒行傳9:24</w:t>
-        </w:r>
-      </w:hyperlink>
+      <w:r>
+        <w:rPr>
+          <w:lang w:val="zh_TW" w:bidi="zh_TW"/>
+        </w:rPr>
+        <w:t>使徒行傳9:24</w:t>
+      </w:r>
     </w:p>
     <w:p>
       <w:pPr>
@@ -388,18 +382,12 @@
           <w:lang w:val="zh_TW" w:bidi="zh_TW"/>
         </w:rPr>
       </w:r>
-      <w:hyperlink r:id="rId14">
-        <w:r>
-          <w:rPr>
-            <w:lang w:val="zh_TW" w:bidi="zh_TW"/>
-          </w:rPr>
-          <w:rPr>
-            <w:color w:val="0000EE"/>
-            <w:u w:val="single"/>
-          </w:rPr>
-          <w:t>使徒行傳10:18</w:t>
-        </w:r>
-      </w:hyperlink>
+      <w:r>
+        <w:rPr>
+          <w:lang w:val="zh_TW" w:bidi="zh_TW"/>
+        </w:rPr>
+        <w:t>使徒行傳10:18</w:t>
+      </w:r>
     </w:p>
     <w:p>
       <w:pPr>
@@ -412,18 +400,12 @@
           <w:lang w:val="zh_TW" w:bidi="zh_TW"/>
         </w:rPr>
       </w:r>
-      <w:hyperlink r:id="rId15">
-        <w:r>
-          <w:rPr>
-            <w:lang w:val="zh_TW" w:bidi="zh_TW"/>
-          </w:rPr>
-          <w:rPr>
-            <w:color w:val="0000EE"/>
-            <w:u w:val="single"/>
-          </w:rPr>
-          <w:t>申命記21:18–19</w:t>
-        </w:r>
-      </w:hyperlink>
+      <w:r>
+        <w:rPr>
+          <w:lang w:val="zh_TW" w:bidi="zh_TW"/>
+        </w:rPr>
+        <w:t>申命記21:18–19</w:t>
+      </w:r>
     </w:p>
     <w:p>
       <w:pPr>
@@ -436,18 +418,12 @@
           <w:lang w:val="zh_TW" w:bidi="zh_TW"/>
         </w:rPr>
       </w:r>
-      <w:hyperlink r:id="rId16">
-        <w:r>
-          <w:rPr>
-            <w:lang w:val="zh_TW" w:bidi="zh_TW"/>
-          </w:rPr>
-          <w:rPr>
-            <w:color w:val="0000EE"/>
-            <w:u w:val="single"/>
-          </w:rPr>
-          <w:t>創世記19:1</w:t>
-        </w:r>
-      </w:hyperlink>
+      <w:r>
+        <w:rPr>
+          <w:lang w:val="zh_TW" w:bidi="zh_TW"/>
+        </w:rPr>
+        <w:t>創世記19:1</w:t>
+      </w:r>
     </w:p>
     <w:p>
       <w:pPr>
@@ -460,18 +436,12 @@
           <w:lang w:val="zh_TW" w:bidi="zh_TW"/>
         </w:rPr>
       </w:r>
-      <w:hyperlink r:id="rId17">
-        <w:r>
-          <w:rPr>
-            <w:lang w:val="zh_TW" w:bidi="zh_TW"/>
-          </w:rPr>
-          <w:rPr>
-            <w:color w:val="0000EE"/>
-            <w:u w:val="single"/>
-          </w:rPr>
-          <w:t>創世記24:60</w:t>
-        </w:r>
-      </w:hyperlink>
+      <w:r>
+        <w:rPr>
+          <w:lang w:val="zh_TW" w:bidi="zh_TW"/>
+        </w:rPr>
+        <w:t>創世記24:60</w:t>
+      </w:r>
     </w:p>
     <w:p>
       <w:pPr>
@@ -484,18 +454,12 @@
           <w:lang w:val="zh_TW" w:bidi="zh_TW"/>
         </w:rPr>
       </w:r>
-      <w:hyperlink r:id="rId18">
-        <w:r>
-          <w:rPr>
-            <w:lang w:val="zh_TW" w:bidi="zh_TW"/>
-          </w:rPr>
-          <w:rPr>
-            <w:color w:val="0000EE"/>
-            <w:u w:val="single"/>
-          </w:rPr>
-          <w:t>馬太福音7:13</w:t>
-        </w:r>
-      </w:hyperlink>
+      <w:r>
+        <w:rPr>
+          <w:lang w:val="zh_TW" w:bidi="zh_TW"/>
+        </w:rPr>
+        <w:t>馬太福音7:13</w:t>
+      </w:r>
     </w:p>
     <w:p>
       <w:pPr>
@@ -717,18 +681,12 @@
           <w:lang w:val="zh_TW" w:bidi="zh_TW"/>
         </w:rPr>
       </w:r>
-      <w:hyperlink r:id="rId19">
-        <w:r>
-          <w:rPr>
-            <w:lang w:val="zh_TW" w:bidi="zh_TW"/>
-          </w:rPr>
-          <w:rPr>
-            <w:color w:val="0000EE"/>
-            <w:u w:val="single"/>
-          </w:rPr>
-          <w:t>歷代志上9:17–19</w:t>
-        </w:r>
-      </w:hyperlink>
+      <w:r>
+        <w:rPr>
+          <w:lang w:val="zh_TW" w:bidi="zh_TW"/>
+        </w:rPr>
+        <w:t>歷代志上9:17–19</w:t>
+      </w:r>
     </w:p>
     <w:p>
       <w:pPr>
@@ -741,18 +699,12 @@
           <w:lang w:val="zh_TW" w:bidi="zh_TW"/>
         </w:rPr>
       </w:r>
-      <w:hyperlink r:id="rId20">
-        <w:r>
-          <w:rPr>
-            <w:lang w:val="zh_TW" w:bidi="zh_TW"/>
-          </w:rPr>
-          <w:rPr>
-            <w:color w:val="0000EE"/>
-            <w:u w:val="single"/>
-          </w:rPr>
-          <w:t>以西結書9:3</w:t>
-        </w:r>
-      </w:hyperlink>
+      <w:r>
+        <w:rPr>
+          <w:lang w:val="zh_TW" w:bidi="zh_TW"/>
+        </w:rPr>
+        <w:t>以西結書9:3</w:t>
+      </w:r>
     </w:p>
     <w:p>
       <w:pPr>
@@ -765,18 +717,12 @@
           <w:lang w:val="zh_TW" w:bidi="zh_TW"/>
         </w:rPr>
       </w:r>
-      <w:hyperlink r:id="rId21">
-        <w:r>
-          <w:rPr>
-            <w:lang w:val="zh_TW" w:bidi="zh_TW"/>
-          </w:rPr>
-          <w:rPr>
-            <w:color w:val="0000EE"/>
-            <w:u w:val="single"/>
-          </w:rPr>
-          <w:t>以賽亞書6:4</w:t>
-        </w:r>
-      </w:hyperlink>
+      <w:r>
+        <w:rPr>
+          <w:lang w:val="zh_TW" w:bidi="zh_TW"/>
+        </w:rPr>
+        <w:t>以賽亞書6:4</w:t>
+      </w:r>
     </w:p>
     <w:p>
       <w:pPr>
@@ -789,18 +735,12 @@
           <w:lang w:val="zh_TW" w:bidi="zh_TW"/>
         </w:rPr>
       </w:r>
-      <w:hyperlink r:id="rId22">
-        <w:r>
-          <w:rPr>
-            <w:lang w:val="zh_TW" w:bidi="zh_TW"/>
-          </w:rPr>
-          <w:rPr>
-            <w:color w:val="0000EE"/>
-            <w:u w:val="single"/>
-          </w:rPr>
-          <w:t>箴言17:19</w:t>
-        </w:r>
-      </w:hyperlink>
+      <w:r>
+        <w:rPr>
+          <w:lang w:val="zh_TW" w:bidi="zh_TW"/>
+        </w:rPr>
+        <w:t>箴言17:19</w:t>
+      </w:r>
     </w:p>
     <w:p>
       <w:pPr>
@@ -1171,18 +1111,12 @@
           <w:lang w:val="zh_TW" w:bidi="zh_TW"/>
         </w:rPr>
       </w:r>
-      <w:hyperlink r:id="rId23">
-        <w:r>
-          <w:rPr>
-            <w:lang w:val="zh_TW" w:bidi="zh_TW"/>
-          </w:rPr>
-          <w:rPr>
-            <w:color w:val="0000EE"/>
-            <w:u w:val="single"/>
-          </w:rPr>
-          <w:t>使徒行傳6:1</w:t>
-        </w:r>
-      </w:hyperlink>
+      <w:r>
+        <w:rPr>
+          <w:lang w:val="zh_TW" w:bidi="zh_TW"/>
+        </w:rPr>
+        <w:t>使徒行傳6:1</w:t>
+      </w:r>
     </w:p>
     <w:p>
       <w:pPr>
@@ -1195,18 +1129,12 @@
           <w:lang w:val="zh_TW" w:bidi="zh_TW"/>
         </w:rPr>
       </w:r>
-      <w:hyperlink r:id="rId24">
-        <w:r>
-          <w:rPr>
-            <w:lang w:val="zh_TW" w:bidi="zh_TW"/>
-          </w:rPr>
-          <w:rPr>
-            <w:color w:val="0000EE"/>
-            <w:u w:val="single"/>
-          </w:rPr>
-          <w:t>使徒行傳9:26–27</w:t>
-        </w:r>
-      </w:hyperlink>
+      <w:r>
+        <w:rPr>
+          <w:lang w:val="zh_TW" w:bidi="zh_TW"/>
+        </w:rPr>
+        <w:t>使徒行傳9:26–27</w:t>
+      </w:r>
     </w:p>
     <w:p>
       <w:pPr>
@@ -1219,18 +1147,12 @@
           <w:lang w:val="zh_TW" w:bidi="zh_TW"/>
         </w:rPr>
       </w:r>
-      <w:hyperlink r:id="rId25">
-        <w:r>
-          <w:rPr>
-            <w:lang w:val="zh_TW" w:bidi="zh_TW"/>
-          </w:rPr>
-          <w:rPr>
-            <w:color w:val="0000EE"/>
-            <w:u w:val="single"/>
-          </w:rPr>
-          <w:t>使徒行傳11:26</w:t>
-        </w:r>
-      </w:hyperlink>
+      <w:r>
+        <w:rPr>
+          <w:lang w:val="zh_TW" w:bidi="zh_TW"/>
+        </w:rPr>
+        <w:t>使徒行傳11:26</w:t>
+      </w:r>
     </w:p>
     <w:p>
       <w:pPr>
@@ -1243,18 +1165,12 @@
           <w:lang w:val="zh_TW" w:bidi="zh_TW"/>
         </w:rPr>
       </w:r>
-      <w:hyperlink r:id="rId26">
-        <w:r>
-          <w:rPr>
-            <w:lang w:val="zh_TW" w:bidi="zh_TW"/>
-          </w:rPr>
-          <w:rPr>
-            <w:color w:val="0000EE"/>
-            <w:u w:val="single"/>
-          </w:rPr>
-          <w:t>使徒行傳14:22</w:t>
-        </w:r>
-      </w:hyperlink>
+      <w:r>
+        <w:rPr>
+          <w:lang w:val="zh_TW" w:bidi="zh_TW"/>
+        </w:rPr>
+        <w:t>使徒行傳14:22</w:t>
+      </w:r>
     </w:p>
     <w:p>
       <w:pPr>
@@ -1267,18 +1183,12 @@
           <w:lang w:val="zh_TW" w:bidi="zh_TW"/>
         </w:rPr>
       </w:r>
-      <w:hyperlink r:id="rId27">
-        <w:r>
-          <w:rPr>
-            <w:lang w:val="zh_TW" w:bidi="zh_TW"/>
-          </w:rPr>
-          <w:rPr>
-            <w:color w:val="0000EE"/>
-            <w:u w:val="single"/>
-          </w:rPr>
-          <w:t>約翰福音13:23</w:t>
-        </w:r>
-      </w:hyperlink>
+      <w:r>
+        <w:rPr>
+          <w:lang w:val="zh_TW" w:bidi="zh_TW"/>
+        </w:rPr>
+        <w:t>約翰福音13:23</w:t>
+      </w:r>
     </w:p>
     <w:p>
       <w:pPr>
@@ -1291,18 +1201,12 @@
           <w:lang w:val="zh_TW" w:bidi="zh_TW"/>
         </w:rPr>
       </w:r>
-      <w:hyperlink r:id="rId28">
-        <w:r>
-          <w:rPr>
-            <w:lang w:val="zh_TW" w:bidi="zh_TW"/>
-          </w:rPr>
-          <w:rPr>
-            <w:color w:val="0000EE"/>
-            <w:u w:val="single"/>
-          </w:rPr>
-          <w:t>路加福音6:40</w:t>
-        </w:r>
-      </w:hyperlink>
+      <w:r>
+        <w:rPr>
+          <w:lang w:val="zh_TW" w:bidi="zh_TW"/>
+        </w:rPr>
+        <w:t>路加福音6:40</w:t>
+      </w:r>
     </w:p>
     <w:p>
       <w:pPr>
@@ -1315,18 +1219,12 @@
           <w:lang w:val="zh_TW" w:bidi="zh_TW"/>
         </w:rPr>
       </w:r>
-      <w:hyperlink r:id="rId29">
-        <w:r>
-          <w:rPr>
-            <w:lang w:val="zh_TW" w:bidi="zh_TW"/>
-          </w:rPr>
-          <w:rPr>
-            <w:color w:val="0000EE"/>
-            <w:u w:val="single"/>
-          </w:rPr>
-          <w:t>馬太福音11:3</w:t>
-        </w:r>
-      </w:hyperlink>
+      <w:r>
+        <w:rPr>
+          <w:lang w:val="zh_TW" w:bidi="zh_TW"/>
+        </w:rPr>
+        <w:t>馬太福音11:3</w:t>
+      </w:r>
     </w:p>
     <w:p>
       <w:pPr>
@@ -1339,18 +1237,12 @@
           <w:lang w:val="zh_TW" w:bidi="zh_TW"/>
         </w:rPr>
       </w:r>
-      <w:hyperlink r:id="rId30">
-        <w:r>
-          <w:rPr>
-            <w:lang w:val="zh_TW" w:bidi="zh_TW"/>
-          </w:rPr>
-          <w:rPr>
-            <w:color w:val="0000EE"/>
-            <w:u w:val="single"/>
-          </w:rPr>
-          <w:t>馬太福音26:33–35</w:t>
-        </w:r>
-      </w:hyperlink>
+      <w:r>
+        <w:rPr>
+          <w:lang w:val="zh_TW" w:bidi="zh_TW"/>
+        </w:rPr>
+        <w:t>馬太福音26:33–35</w:t>
+      </w:r>
     </w:p>
     <w:p>
       <w:pPr>
@@ -1363,18 +1255,12 @@
           <w:lang w:val="zh_TW" w:bidi="zh_TW"/>
         </w:rPr>
       </w:r>
-      <w:hyperlink r:id="rId31">
-        <w:r>
-          <w:rPr>
-            <w:lang w:val="zh_TW" w:bidi="zh_TW"/>
-          </w:rPr>
-          <w:rPr>
-            <w:color w:val="0000EE"/>
-            <w:u w:val="single"/>
-          </w:rPr>
-          <w:t>馬太福音27:64</w:t>
-        </w:r>
-      </w:hyperlink>
+      <w:r>
+        <w:rPr>
+          <w:lang w:val="zh_TW" w:bidi="zh_TW"/>
+        </w:rPr>
+        <w:t>馬太福音27:64</w:t>
+      </w:r>
     </w:p>
     <w:p>
       <w:pPr>
@@ -1797,18 +1683,12 @@
           <w:lang w:val="zh_TW" w:bidi="zh_TW"/>
         </w:rPr>
       </w:r>
-      <w:hyperlink r:id="rId32">
-        <w:r>
-          <w:rPr>
-            <w:lang w:val="zh_TW" w:bidi="zh_TW"/>
-          </w:rPr>
-          <w:rPr>
-            <w:color w:val="0000EE"/>
-            <w:u w:val="single"/>
-          </w:rPr>
-          <w:t>列王紀上6:31–32</w:t>
-        </w:r>
-      </w:hyperlink>
+      <w:r>
+        <w:rPr>
+          <w:lang w:val="zh_TW" w:bidi="zh_TW"/>
+        </w:rPr>
+        <w:t>列王紀上6:31–32</w:t>
+      </w:r>
     </w:p>
     <w:p>
       <w:pPr>
@@ -1821,18 +1701,12 @@
           <w:lang w:val="zh_TW" w:bidi="zh_TW"/>
         </w:rPr>
       </w:r>
-      <w:hyperlink r:id="rId33">
-        <w:r>
-          <w:rPr>
-            <w:lang w:val="zh_TW" w:bidi="zh_TW"/>
-          </w:rPr>
-          <w:rPr>
-            <w:color w:val="0000EE"/>
-            <w:u w:val="single"/>
-          </w:rPr>
-          <w:t>申命記11:20</w:t>
-        </w:r>
-      </w:hyperlink>
+      <w:r>
+        <w:rPr>
+          <w:lang w:val="zh_TW" w:bidi="zh_TW"/>
+        </w:rPr>
+        <w:t>申命記11:20</w:t>
+      </w:r>
     </w:p>
     <w:p>
       <w:pPr>
@@ -1845,18 +1719,12 @@
           <w:lang w:val="zh_TW" w:bidi="zh_TW"/>
         </w:rPr>
       </w:r>
-      <w:hyperlink r:id="rId34">
-        <w:r>
-          <w:rPr>
-            <w:lang w:val="zh_TW" w:bidi="zh_TW"/>
-          </w:rPr>
-          <w:rPr>
-            <w:color w:val="0000EE"/>
-            <w:u w:val="single"/>
-          </w:rPr>
-          <w:t>出埃及記12:7</w:t>
-        </w:r>
-      </w:hyperlink>
+      <w:r>
+        <w:rPr>
+          <w:lang w:val="zh_TW" w:bidi="zh_TW"/>
+        </w:rPr>
+        <w:t>出埃及記12:7</w:t>
+      </w:r>
     </w:p>
     <w:p>
       <w:pPr>
@@ -1869,18 +1737,12 @@
           <w:lang w:val="zh_TW" w:bidi="zh_TW"/>
         </w:rPr>
       </w:r>
-      <w:hyperlink r:id="rId35">
-        <w:r>
-          <w:rPr>
-            <w:lang w:val="zh_TW" w:bidi="zh_TW"/>
-          </w:rPr>
-          <w:rPr>
-            <w:color w:val="0000EE"/>
-            <w:u w:val="single"/>
-          </w:rPr>
-          <w:t>以賽亞書57:7–8</w:t>
-        </w:r>
-      </w:hyperlink>
+      <w:r>
+        <w:rPr>
+          <w:lang w:val="zh_TW" w:bidi="zh_TW"/>
+        </w:rPr>
+        <w:t>以賽亞書57:7–8</w:t>
+      </w:r>
     </w:p>
     <w:p>
       <w:pPr>
